--- a/public/templates/venda_parcelada_master.docx
+++ b/public/templates/venda_parcelada_master.docx
@@ -2731,36 +2731,6 @@
           <w:szCs w:val="24"/>
         </w:rPr>
       </w:pPr>
-      <w:r>
-        <w:rPr>
-          <w:sz w:val="24"/>
-          <w:szCs w:val="24"/>
-        </w:rPr>
-        <w:t xml:space="preserve">Testemunha </w:t>
-      </w:r>
-      <w:proofErr w:type="gramStart"/>
-      <w:r>
-        <w:rPr>
-          <w:sz w:val="24"/>
-          <w:szCs w:val="24"/>
-        </w:rPr>
-        <w:t>1</w:t>
-      </w:r>
-      <w:proofErr w:type="gramEnd"/>
-      <w:r>
-        <w:rPr>
-          <w:sz w:val="24"/>
-          <w:szCs w:val="24"/>
-        </w:rPr>
-        <w:t>:</w:t>
-      </w:r>
-      <w:r>
-        <w:rPr>
-          <w:sz w:val="24"/>
-          <w:szCs w:val="24"/>
-        </w:rPr>
-        <w:br/>
-      </w:r>
     </w:p>
     <w:p>
       <w:pPr>
@@ -2768,17 +2738,25 @@
         <w:rPr>
           <w:sz w:val="24"/>
           <w:szCs w:val="24"/>
-          <w:u w:val="single"/>
-        </w:rPr>
-      </w:pPr>
-      <w:r>
-        <w:rPr>
-          <w:sz w:val="24"/>
-          <w:szCs w:val="24"/>
-          <w:u w:val="single"/>
-        </w:rPr>
-        <w:t>__________________________________</w:t>
-      </w:r>
+        </w:rPr>
+      </w:pPr>
+      <w:r>
+        <w:rPr>
+          <w:sz w:val="24"/>
+          <w:szCs w:val="24"/>
+        </w:rPr>
+        <w:t>Testemunha 1:</w:t>
+      </w:r>
+    </w:p>
+    <w:p>
+      <w:pPr>
+        <w:jc w:val="center"/>
+        <w:rPr>
+          <w:sz w:val="24"/>
+          <w:szCs w:val="24"/>
+          <w:u w:val="single"/>
+        </w:rPr>
+      </w:pPr>
       <w:r>
         <w:rPr>
           <w:sz w:val="24"/>
@@ -2811,6 +2789,38 @@
         </w:rPr>
         <w:tab/>
       </w:r>
+      <w:r>
+        <w:rPr>
+          <w:sz w:val="24"/>
+          <w:szCs w:val="24"/>
+          <w:u w:val="single"/>
+        </w:rPr>
+        <w:tab/>
+      </w:r>
+      <w:r>
+        <w:rPr>
+          <w:sz w:val="24"/>
+          <w:szCs w:val="24"/>
+          <w:u w:val="single"/>
+        </w:rPr>
+        <w:tab/>
+      </w:r>
+      <w:r>
+        <w:rPr>
+          <w:sz w:val="24"/>
+          <w:szCs w:val="24"/>
+          <w:u w:val="single"/>
+        </w:rPr>
+        <w:tab/>
+      </w:r>
+      <w:r>
+        <w:rPr>
+          <w:sz w:val="24"/>
+          <w:szCs w:val="24"/>
+          <w:u w:val="single"/>
+        </w:rPr>
+        <w:tab/>
+      </w:r>
     </w:p>
     <w:p>
       <w:pPr>
@@ -2820,29 +2830,6 @@
           <w:szCs w:val="24"/>
         </w:rPr>
       </w:pPr>
-      <w:r>
-        <w:rPr>
-          <w:sz w:val="24"/>
-          <w:szCs w:val="24"/>
-        </w:rPr>
-        <w:t xml:space="preserve">Testemunha </w:t>
-      </w:r>
-      <w:proofErr w:type="gramStart"/>
-      <w:r>
-        <w:rPr>
-          <w:sz w:val="24"/>
-          <w:szCs w:val="24"/>
-        </w:rPr>
-        <w:t>2</w:t>
-      </w:r>
-      <w:proofErr w:type="gramEnd"/>
-      <w:r>
-        <w:rPr>
-          <w:sz w:val="24"/>
-          <w:szCs w:val="24"/>
-        </w:rPr>
-        <w:t>:</w:t>
-      </w:r>
     </w:p>
     <w:p>
       <w:pPr>
@@ -2852,6 +2839,96 @@
           <w:szCs w:val="24"/>
         </w:rPr>
       </w:pPr>
+    </w:p>
+    <w:p>
+      <w:pPr>
+        <w:jc w:val="center"/>
+        <w:rPr>
+          <w:sz w:val="24"/>
+          <w:szCs w:val="24"/>
+        </w:rPr>
+      </w:pPr>
+      <w:r>
+        <w:rPr>
+          <w:sz w:val="24"/>
+          <w:szCs w:val="24"/>
+        </w:rPr>
+        <w:t>Testemunha 2:</w:t>
+      </w:r>
+    </w:p>
+    <w:p>
+      <w:pPr>
+        <w:jc w:val="center"/>
+        <w:rPr>
+          <w:sz w:val="24"/>
+          <w:szCs w:val="24"/>
+          <w:u w:val="single"/>
+        </w:rPr>
+      </w:pPr>
+      <w:r>
+        <w:rPr>
+          <w:sz w:val="24"/>
+          <w:szCs w:val="24"/>
+          <w:u w:val="single"/>
+        </w:rPr>
+        <w:tab/>
+      </w:r>
+      <w:r>
+        <w:rPr>
+          <w:sz w:val="24"/>
+          <w:szCs w:val="24"/>
+          <w:u w:val="single"/>
+        </w:rPr>
+        <w:tab/>
+      </w:r>
+      <w:r>
+        <w:rPr>
+          <w:sz w:val="24"/>
+          <w:szCs w:val="24"/>
+          <w:u w:val="single"/>
+        </w:rPr>
+        <w:tab/>
+      </w:r>
+      <w:r>
+        <w:rPr>
+          <w:sz w:val="24"/>
+          <w:szCs w:val="24"/>
+          <w:u w:val="single"/>
+        </w:rPr>
+        <w:tab/>
+      </w:r>
+      <w:r>
+        <w:rPr>
+          <w:sz w:val="24"/>
+          <w:szCs w:val="24"/>
+          <w:u w:val="single"/>
+        </w:rPr>
+        <w:tab/>
+      </w:r>
+      <w:r>
+        <w:rPr>
+          <w:sz w:val="24"/>
+          <w:szCs w:val="24"/>
+          <w:u w:val="single"/>
+        </w:rPr>
+        <w:tab/>
+      </w:r>
+      <w:r>
+        <w:rPr>
+          <w:sz w:val="24"/>
+          <w:szCs w:val="24"/>
+          <w:u w:val="single"/>
+        </w:rPr>
+        <w:tab/>
+      </w:r>
+      <w:r>
+        <w:rPr>
+          <w:sz w:val="24"/>
+          <w:szCs w:val="24"/>
+          <w:u w:val="single"/>
+        </w:rPr>
+        <w:tab/>
+      </w:r>
     </w:p>
     <w:p>
       <w:r>
